--- a/Fase 1/Evidencias Individuales/Tolentino_Edgar_1.2_APT122_DiarioReflexionFase1.docx
+++ b/Fase 1/Evidencias Individuales/Tolentino_Edgar_1.2_APT122_DiarioReflexionFase1.docx
@@ -564,33 +564,7 @@
                 <w:color w:val="1C1C1C"/>
                 <w:sz w:val="20"/>
               </w:rPr>
-              <w:t xml:space="preserve">Las asignaturas que más me marcaron fueron las de programación y desarrollo de software, las de bases de datos y la de gestión de proyectos informáticos </w:t>
-            </w:r>
-            <w:r>
-              <w:rPr>
-                <w:rFonts w:ascii="Calibri" w:hAnsi="Calibri" w:eastAsia="Calibri"/>
-                <w:color w:val="1C1C1C"/>
-                <w:sz w:val="20"/>
-                <w:highlight w:val="yellow"/>
-              </w:rPr>
-              <w:t>[[confirmar los nombres exactos de la malla]]</w:t>
-            </w:r>
-            <w:r>
-              <w:rPr>
-                <w:rFonts w:ascii="Calibri" w:hAnsi="Calibri" w:eastAsia="Calibri"/>
-                <w:color w:val="1C1C1C"/>
-                <w:sz w:val="20"/>
-              </w:rPr>
-              <w:t xml:space="preserve">. De programación me gustó que el resultado se ve funcionando y se puede mejorar con pruebas; de bases de datos, que un buen modelo simplifica todo lo que viene después; de gestión de proyectos, que un plan con horas y responsables es lo que hace que un equipo entregue. </w:t>
-            </w:r>
-            <w:r>
-              <w:rPr>
-                <w:rFonts w:ascii="Calibri" w:hAnsi="Calibri" w:eastAsia="Calibri"/>
-                <w:color w:val="1C1C1C"/>
-                <w:sz w:val="20"/>
-                <w:highlight w:val="yellow"/>
-              </w:rPr>
-              <w:t>[[Certificaciones de competencia obtenidas, si corresponde.]]</w:t>
+              <w:t>Las asignaturas que más me marcaron fueron las de programación y desarrollo de software, las de bases de datos y la de gestión de proyectos informáticos; en particular Robótica e Inteligencia Artificial y el Portafolio de Título, o Capstone, que es donde todo eso se junta. De programación me gustó que el resultado se ve funcionando y se puede mejorar con pruebas; de bases de datos, que un buen modelo simplifica todo lo que viene después; de gestión de proyectos, que un plan con horas y responsables es lo que hace que un equipo entregue.</w:t>
             </w:r>
           </w:p>
           <w:p>
@@ -1821,16 +1795,7 @@
                 <w:color w:val="1C1C1C"/>
                 <w:sz w:val="20"/>
               </w:rPr>
-              <w:t xml:space="preserve">Me gustaría estar diseñando y dirigiendo sistemas de inteligencia artificial aplicada para la industria, con un equipo a cargo, en un rol que combine arquitectura, datos y gestión, y donde lo que construyo se use en terreno. </w:t>
-            </w:r>
-            <w:r>
-              <w:rPr>
-                <w:rFonts w:ascii="Calibri" w:hAnsi="Calibri" w:eastAsia="Calibri"/>
-                <w:color w:val="1C1C1C"/>
-                <w:sz w:val="20"/>
-                <w:highlight w:val="yellow"/>
-              </w:rPr>
-              <w:t>[[Ajustar: consultora propia, jefatura de área, rol técnico senior.]]</w:t>
+              <w:t>Me gustaría estar diseñando y dirigiendo sistemas de inteligencia artificial aplicada para la industria, con un equipo a cargo, en un rol que combine arquitectura, datos y gestión, y donde lo que construyo se use en terreno. En concreto, me proyecto primero en una jefatura de área y, más adelante, en una consultora propia.</w:t>
             </w:r>
           </w:p>
         </w:tc>
@@ -2403,24 +2368,7 @@
                 <w:color w:val="1C1C1C"/>
                 <w:sz w:val="20"/>
               </w:rPr>
-              <w:t xml:space="preserve">Las tres propuestas que diseñé </w:t>
-            </w:r>
-            <w:r>
-              <w:rPr>
-                <w:rFonts w:ascii="Calibri" w:hAnsi="Calibri" w:eastAsia="Calibri"/>
-                <w:color w:val="1C1C1C"/>
-                <w:sz w:val="20"/>
-                <w:highlight w:val="yellow"/>
-              </w:rPr>
-              <w:t>[[al inicio de esta asignatura / en el curso anterior]]</w:t>
-            </w:r>
-            <w:r>
-              <w:rPr>
-                <w:rFonts w:ascii="Calibri" w:hAnsi="Calibri" w:eastAsia="Calibri"/>
-                <w:color w:val="1C1C1C"/>
-                <w:sz w:val="20"/>
-              </w:rPr>
-              <w:t xml:space="preserve"> nacían de problemas reales de mi trabajo: flujo vehicular, inspección de flota y control de EPP. La que más se relaciona con mi proyección profesional es Guardián EPP, porque combina visión por computador, un sistema completo con base de datos y un problema de seguridad industrial con cliente real. Sí requirió ajuste, y quedó escrito: el dominio evaluado se fijó en una obra de construcción y la minería pasó a ser un perfil de configuración; la primera versión se acotó a casco y chaleco tras sumar las horas contra el calendario; y se cambió Django con plantillas por FastAPI con React para que el equipo pudiera trabajar en paralelo.</w:t>
+              <w:t>Las tres propuestas que diseñé al inicio de esta asignatura nacían de problemas reales de mi trabajo: flujo vehicular, inspección de flota y control de EPP. La que más se relaciona con mi proyección profesional es Guardián EPP, porque combina visión por computador, un sistema completo con base de datos y un problema de seguridad industrial con cliente real. Sí requirió ajuste, y quedó escrito: el dominio evaluado se fijó en una obra de construcción y la minería pasó a ser un perfil de configuración; la primera versión se acotó a casco y chaleco tras sumar las horas contra el calendario; y se cambió Django con plantillas por FastAPI con React para que el equipo pudiera trabajar en paralelo.</w:t>
             </w:r>
           </w:p>
           <w:p>

--- a/Fase 1/Evidencias Individuales/Tolentino_Edgar_1.2_APT122_DiarioReflexionFase1.docx
+++ b/Fase 1/Evidencias Individuales/Tolentino_Edgar_1.2_APT122_DiarioReflexionFase1.docx
@@ -564,7 +564,7 @@
                 <w:color w:val="1C1C1C"/>
                 <w:sz w:val="20"/>
               </w:rPr>
-              <w:t>Las asignaturas que más me marcaron fueron las de programación y desarrollo de software, las de bases de datos y la de gestión de proyectos informáticos; en particular Robótica e Inteligencia Artificial y el Portafolio de Título, o Capstone, que es donde todo eso se junta. De programación me gustó que el resultado se ve funcionando y se puede mejorar con pruebas; de bases de datos, que un buen modelo simplifica todo lo que viene después; de gestión de proyectos, que un plan con horas y responsables es lo que hace que un equipo entregue.</w:t>
+              <w:t>Las asignaturas que más me marcaron fueron Desarrollo Web, Base de Datos 1 y 2, Big Data, Robótica e Inteligencia Artificial y el Portafolio de Título. De Desarrollo Web me gustó que el resultado se ve funcionando y se puede mejorar con pruebas; de Base de Datos y Big Data, que un buen modelo simplifica todo lo que viene después y que el volumen del dato cambia las decisiones de diseño; de Robótica e Inteligencia Artificial, que un modelo solo sirve cuando se conecta con el mundo real; y del Portafolio de Título, que un plan con horas y responsables es lo que hace que un equipo entregue.</w:t>
             </w:r>
           </w:p>
           <w:p>

--- a/Fase 1/Evidencias Individuales/Tolentino_Edgar_1.2_APT122_DiarioReflexionFase1.docx
+++ b/Fase 1/Evidencias Individuales/Tolentino_Edgar_1.2_APT122_DiarioReflexionFase1.docx
@@ -564,7 +564,7 @@
                 <w:color w:val="1C1C1C"/>
                 <w:sz w:val="20"/>
               </w:rPr>
-              <w:t>Las asignaturas que más me marcaron fueron Desarrollo Web, Base de Datos 1 y 2, Big Data, Robótica e Inteligencia Artificial y el Portafolio de Título. De Desarrollo Web me gustó que el resultado se ve funcionando y se puede mejorar con pruebas; de Base de Datos y Big Data, que un buen modelo simplifica todo lo que viene después y que el volumen del dato cambia las decisiones de diseño; de Robótica e Inteligencia Artificial, que un modelo solo sirve cuando se conecta con el mundo real; y del Portafolio de Título, que un plan con horas y responsables es lo que hace que un equipo entregue.</w:t>
+              <w:t>Las asignaturas que más me marcaron fueron Desarrollo Web, Base de Datos 1 y 2, Big Data y el Portafolio de Título; y entre los certificados de competencia, el de Robótica e Inteligencia Artificial. De Desarrollo Web me gustó que el resultado se ve funcionando y se puede mejorar con pruebas; de Base de Datos y Big Data, que un buen modelo simplifica todo lo que viene después y que el volumen del dato cambia las decisiones de diseño; del certificado en Robótica e Inteligencia Artificial, que un modelo solo sirve cuando se conecta con el mundo real; y del Portafolio de Título, que un plan con horas y responsables es lo que hace que un equipo entregue.</w:t>
             </w:r>
           </w:p>
           <w:p>
@@ -588,7 +588,7 @@
                 <w:color w:val="1C1C1C"/>
                 <w:sz w:val="20"/>
               </w:rPr>
-              <w:t>Sí tienen valor, por dos razones. Obligan a demostrar un resultado concreto y evaluable, no solo a aprobar contenidos, y son legibles para un empleador. Su valor real, en todo caso, depende de usarlas en un contexto: en mi caso, el trabajo como Ingeniero de Proyectos en una consultora de seguridad y gestión vial es donde esas competencias se convirtieron en herramientas que la empresa usa todos los días.</w:t>
+              <w:t>Sí tienen valor, por dos razones. Obligan a demostrar un resultado concreto y evaluable, no solo a aprobar contenidos, y son legibles para un empleador. El certificado en Robótica e Inteligencia Artificial es mi mejor ejemplo: es el antecedente formal más cercano al proyecto que estoy construyendo. Su valor real, en todo caso, depende de usarlas en un contexto: en mi caso, el trabajo como Ingeniero de Proyectos en una consultora de seguridad y gestión vial es donde esas competencias se convirtieron en herramientas que la empresa usa todos los días.</w:t>
             </w:r>
           </w:p>
         </w:tc>

--- a/Fase 1/Evidencias Individuales/Tolentino_Edgar_1.2_APT122_DiarioReflexionFase1.docx
+++ b/Fase 1/Evidencias Individuales/Tolentino_Edgar_1.2_APT122_DiarioReflexionFase1.docx
@@ -564,33 +564,7 @@
                 <w:color w:val="1C1C1C"/>
                 <w:sz w:val="20"/>
               </w:rPr>
-              <w:t xml:space="preserve">Las asignaturas que más me marcaron fueron las de programación y desarrollo de software, las de bases de datos y la de gestión de proyectos informáticos </w:t>
-            </w:r>
-            <w:r>
-              <w:rPr>
-                <w:rFonts w:ascii="Calibri" w:hAnsi="Calibri" w:eastAsia="Calibri"/>
-                <w:color w:val="1C1C1C"/>
-                <w:sz w:val="20"/>
-                <w:highlight w:val="yellow"/>
-              </w:rPr>
-              <w:t>[[confirmar los nombres exactos de la malla]]</w:t>
-            </w:r>
-            <w:r>
-              <w:rPr>
-                <w:rFonts w:ascii="Calibri" w:hAnsi="Calibri" w:eastAsia="Calibri"/>
-                <w:color w:val="1C1C1C"/>
-                <w:sz w:val="20"/>
-              </w:rPr>
-              <w:t xml:space="preserve">. De programación me gustó que el resultado se ve funcionando y se puede mejorar con pruebas; de bases de datos, que un buen modelo simplifica todo lo que viene después; de gestión de proyectos, que un plan con horas y responsables es lo que hace que un equipo entregue. </w:t>
-            </w:r>
-            <w:r>
-              <w:rPr>
-                <w:rFonts w:ascii="Calibri" w:hAnsi="Calibri" w:eastAsia="Calibri"/>
-                <w:color w:val="1C1C1C"/>
-                <w:sz w:val="20"/>
-                <w:highlight w:val="yellow"/>
-              </w:rPr>
-              <w:t>[[Certificaciones de competencia obtenidas, si corresponde.]]</w:t>
+              <w:t>Las asignaturas que más me marcaron fueron Desarrollo Web, Base de Datos 1 y 2, Big Data y el Portafolio de Título; y entre los certificados de competencia, el de Robótica e Inteligencia Artificial. De Desarrollo Web me gustó que el resultado se ve funcionando y se puede mejorar con pruebas; de Base de Datos y Big Data, que un buen modelo simplifica todo lo que viene después y que el volumen del dato cambia las decisiones de diseño; del certificado en Robótica e Inteligencia Artificial, que un modelo solo sirve cuando se conecta con el mundo real; y del Portafolio de Título, que un plan con horas y responsables es lo que hace que un equipo entregue.</w:t>
             </w:r>
           </w:p>
           <w:p>
@@ -614,7 +588,7 @@
                 <w:color w:val="1C1C1C"/>
                 <w:sz w:val="20"/>
               </w:rPr>
-              <w:t>Sí tienen valor, por dos razones. Obligan a demostrar un resultado concreto y evaluable, no solo a aprobar contenidos, y son legibles para un empleador. Su valor real, en todo caso, depende de usarlas en un contexto: en mi caso, el trabajo como Ingeniero de Proyectos en una consultora de seguridad y gestión vial es donde esas competencias se convirtieron en herramientas que la empresa usa todos los días.</w:t>
+              <w:t>Sí tienen valor, por dos razones. Obligan a demostrar un resultado concreto y evaluable, no solo a aprobar contenidos, y son legibles para un empleador. El certificado en Robótica e Inteligencia Artificial es mi mejor ejemplo: es el antecedente formal más cercano al proyecto que estoy construyendo. Su valor real, en todo caso, depende de usarlas en un contexto: en mi caso, el trabajo como Ingeniero de Proyectos en una consultora de seguridad y gestión vial es donde esas competencias se convirtieron en herramientas que la empresa usa todos los días.</w:t>
             </w:r>
           </w:p>
         </w:tc>
@@ -1821,16 +1795,7 @@
                 <w:color w:val="1C1C1C"/>
                 <w:sz w:val="20"/>
               </w:rPr>
-              <w:t xml:space="preserve">Me gustaría estar diseñando y dirigiendo sistemas de inteligencia artificial aplicada para la industria, con un equipo a cargo, en un rol que combine arquitectura, datos y gestión, y donde lo que construyo se use en terreno. </w:t>
-            </w:r>
-            <w:r>
-              <w:rPr>
-                <w:rFonts w:ascii="Calibri" w:hAnsi="Calibri" w:eastAsia="Calibri"/>
-                <w:color w:val="1C1C1C"/>
-                <w:sz w:val="20"/>
-                <w:highlight w:val="yellow"/>
-              </w:rPr>
-              <w:t>[[Ajustar: consultora propia, jefatura de área, rol técnico senior.]]</w:t>
+              <w:t>Me gustaría estar diseñando y dirigiendo sistemas de inteligencia artificial aplicada para la industria, con un equipo a cargo, en un rol que combine arquitectura, datos y gestión, y donde lo que construyo se use en terreno. En concreto, me proyecto primero en una jefatura de área y, más adelante, en una consultora propia.</w:t>
             </w:r>
           </w:p>
         </w:tc>
@@ -2403,24 +2368,7 @@
                 <w:color w:val="1C1C1C"/>
                 <w:sz w:val="20"/>
               </w:rPr>
-              <w:t xml:space="preserve">Las tres propuestas que diseñé </w:t>
-            </w:r>
-            <w:r>
-              <w:rPr>
-                <w:rFonts w:ascii="Calibri" w:hAnsi="Calibri" w:eastAsia="Calibri"/>
-                <w:color w:val="1C1C1C"/>
-                <w:sz w:val="20"/>
-                <w:highlight w:val="yellow"/>
-              </w:rPr>
-              <w:t>[[al inicio de esta asignatura / en el curso anterior]]</w:t>
-            </w:r>
-            <w:r>
-              <w:rPr>
-                <w:rFonts w:ascii="Calibri" w:hAnsi="Calibri" w:eastAsia="Calibri"/>
-                <w:color w:val="1C1C1C"/>
-                <w:sz w:val="20"/>
-              </w:rPr>
-              <w:t xml:space="preserve"> nacían de problemas reales de mi trabajo: flujo vehicular, inspección de flota y control de EPP. La que más se relaciona con mi proyección profesional es Guardián EPP, porque combina visión por computador, un sistema completo con base de datos y un problema de seguridad industrial con cliente real. Sí requirió ajuste, y quedó escrito: el dominio evaluado se fijó en una obra de construcción y la minería pasó a ser un perfil de configuración; la primera versión se acotó a casco y chaleco tras sumar las horas contra el calendario; y se cambió Django con plantillas por FastAPI con React para que el equipo pudiera trabajar en paralelo.</w:t>
+              <w:t>Las tres propuestas que diseñé al inicio de esta asignatura nacían de problemas reales de mi trabajo: flujo vehicular, inspección de flota y control de EPP. La que más se relaciona con mi proyección profesional es Guardián EPP, porque combina visión por computador, un sistema completo con base de datos y un problema de seguridad industrial con cliente real. Sí requirió ajuste, y quedó escrito: el dominio evaluado se fijó en una obra de construcción y la minería pasó a ser un perfil de configuración; la primera versión se acotó a casco y chaleco tras sumar las horas contra el calendario; y se cambió Django con plantillas por FastAPI con React para que el equipo pudiera trabajar en paralelo.</w:t>
             </w:r>
           </w:p>
           <w:p>
